--- a/testakten/longcovid-erwerbsminderung-feldermann-leipzig/11_widerspruch_jobcenter_sgbii.docx
+++ b/testakten/longcovid-erwerbsminderung-feldermann-leipzig/11_widerspruch_jobcenter_sgbii.docx
@@ -225,7 +225,7 @@
         <w:rPr>
           <w:b/>
         </w:rPr>
-        <w:t>einen Mehrbedarf nach § 21 Abs. 4 SGB II</w:t>
+        <w:t>einen Mehrbedarf nach Paragraf 21 Abs. 4 SGB II</w:t>
       </w:r>
       <w:r>
         <w:t xml:space="preserve"> (kostenaufwändige Ernährung / krankheitsbedingte Mehrkosten) anzuerkennen.</w:t>
@@ -259,7 +259,7 @@
         <w:jc w:val="left"/>
       </w:pPr>
       <w:r>
-        <w:t>Das Jobcenter hat bei der Berechnung des anrechenbaren Einkommens des Ehemanns Marko Feldermann wesentliche Absetzbeträge gemäß § 11b SGB II nicht oder nicht vollständig berücksichtigt.</w:t>
+        <w:t>Das Jobcenter hat bei der Berechnung des anrechenbaren Einkommens des Ehemanns Marko Feldermann wesentliche Absetzbeträge gemäß Paragraf 11b SGB II nicht oder nicht vollständig berücksichtigt.</w:t>
       </w:r>
     </w:p>
     <w:p>
@@ -270,7 +270,7 @@
         <w:rPr>
           <w:b/>
         </w:rPr>
-        <w:t>§ 11b SGB II nennt folgende Absetzbeträge:</w:t>
+        <w:t>Paragraf 11b SGB II nennt folgende Absetzbeträge:</w:t>
       </w:r>
     </w:p>
     <w:p>
@@ -278,7 +278,7 @@
         <w:pStyle w:val="ListBullet"/>
       </w:pPr>
       <w:r>
-        <w:t>§ 11b Abs. 1 Nr. 2: auf das Einkommen entrichtete Steuern</w:t>
+        <w:t>Paragraf 11b Abs. 1 Nr. 2: auf das Einkommen entrichtete Steuern</w:t>
       </w:r>
     </w:p>
     <w:p>
@@ -286,7 +286,7 @@
         <w:pStyle w:val="ListBullet"/>
       </w:pPr>
       <w:r>
-        <w:t>§ 11b Abs. 1 Nr. 3: Pflichtbeiträge zur Sozialversicherung (KV, RV, AV, PV)</w:t>
+        <w:t>Paragraf 11b Abs. 1 Nr. 3: Pflichtbeiträge zur Sozialversicherung (KV, RV, AV, PV)</w:t>
       </w:r>
     </w:p>
     <w:p>
@@ -294,7 +294,7 @@
         <w:pStyle w:val="ListBullet"/>
       </w:pPr>
       <w:r>
-        <w:t>§ 11b Abs. 1 Nr. 5: Aufwendungen zur Erfüllung gesetzlicher Unterhaltspflichten</w:t>
+        <w:t>Paragraf 11b Abs. 1 Nr. 5: Aufwendungen zur Erfüllung gesetzlicher Unterhaltspflichten</w:t>
       </w:r>
     </w:p>
     <w:p>
@@ -302,7 +302,7 @@
         <w:pStyle w:val="ListBullet"/>
       </w:pPr>
       <w:r>
-        <w:t>§ 11b Abs. 2: Erwerbstätigenpauschale (100,00 EUR)</w:t>
+        <w:t>Paragraf 11b Abs. 2: Erwerbstätigenpauschale (100,00 EUR)</w:t>
       </w:r>
     </w:p>
     <w:p>
@@ -310,7 +310,7 @@
         <w:pStyle w:val="ListBullet"/>
       </w:pPr>
       <w:r>
-        <w:t>§ 11b Abs. 3: Weiterer Freibetrag (20 % des Erwerbseinkommens über 100 EUR bis 1.000 EUR, 10 % über 1.000 EUR bis 1.200 EUR)</w:t>
+        <w:t>Paragraf 11b Abs. 3: Weiterer Freibetrag (20 % des Erwerbseinkommens über 100 EUR bis 1.000 EUR, 10 % über 1.000 EUR bis 1.200 EUR)</w:t>
       </w:r>
     </w:p>
     <w:p>
@@ -335,7 +335,7 @@
         <w:pStyle w:val="ListBullet"/>
       </w:pPr>
       <w:r>
-        <w:t>Erwerbstätigenpauschale § 11b Abs. 2: −100,00 EUR</w:t>
+        <w:t>Erwerbstätigenpauschale Paragraf 11b Abs. 2: −100,00 EUR</w:t>
       </w:r>
     </w:p>
     <w:p>
@@ -466,7 +466,7 @@
         <w:t>Außerdem:</w:t>
       </w:r>
       <w:r>
-        <w:t xml:space="preserve"> Eine Kostensenkungsaufforderung vor der KdU-Kürzung wurde nicht formal als Verwaltungsakt erlassen. Das Vorgehen widerspricht § 22 Abs. 1 S. 3 SGB II.</w:t>
+        <w:t xml:space="preserve"> Eine Kostensenkungsaufforderung vor der KdU-Kürzung wurde nicht formal als Verwaltungsakt erlassen. Das Vorgehen widerspricht Paragraf 22 Abs. 1 S. 3 SGB II.</w:t>
       </w:r>
     </w:p>
     <w:p>
@@ -477,7 +477,7 @@
         <w:rPr>
           <w:rFonts w:ascii="Times New Roman" w:hAnsi="Times New Roman"/>
         </w:rPr>
-        <w:t>III. Mehrbedarf nach § 21 Abs. 4 SGB II</w:t>
+        <w:t>III. Mehrbedarf nach Paragraf 21 Abs. 4 SGB II</w:t>
       </w:r>
     </w:p>
     <w:p>
@@ -485,7 +485,7 @@
         <w:jc w:val="left"/>
       </w:pPr>
       <w:r>
-        <w:t>Frau Feldermann hat als chronisch kranke Person mit ME/CFS und POTS einen erhöhten Ernährungsbedarf, der von den Regelbedarfen nicht gedeckt wird (z. B. Nahrungsergänzungsmittel auf Empfehlung von Prof. Scheibenbogen: Coenzym Q10, Magnesium, Vitamin D; monatliche Kosten ca. 80,00 EUR). Dieser Mehrbedarf ist nach § 21 Abs. 4 SGB II anzuerkennen.</w:t>
+        <w:t>Frau Feldermann hat als chronisch kranke Person mit ME/CFS und POTS einen erhöhten Ernährungsbedarf, der von den Regelbedarfen nicht gedeckt wird (z. B. Nahrungsergänzungsmittel auf Empfehlung von Prof. Seifert: Coenzym Q10, Magnesium, Vitamin D; monatliche Kosten ca. 80,00 EUR). Dieser Mehrbedarf ist nach Paragraf 21 Abs. 4 SGB II anzuerkennen.</w:t>
       </w:r>
     </w:p>
     <w:p/>
@@ -529,7 +529,7 @@
         <w:pStyle w:val="ListNumber"/>
       </w:pPr>
       <w:r>
-        <w:t>Befundbericht Prof. Scheibenbogen, Charité, 11/2025 (medizinischer Mehrbedarf)</w:t>
+        <w:t>Befundbericht Prof. Seifert, Universitätsmedizin Berlin-Nord, 11/2025 (medizinischer Mehrbedarf)</w:t>
       </w:r>
     </w:p>
     <w:p>
